--- a/Lv2_簡易POSアプリ_設計仕様書_要求忠実版_やさしい版.docx
+++ b/Lv2_簡易POSアプリ_設計仕様書_要求忠実版_やさしい版.docx
@@ -7126,229 +7126,6 @@
           </wp:inline>
         </w:drawing>
       </w:r>
-    </w:p>
-    <w:p>
-      <w:pPr>
-        <w:spacing w:after="120"/>
-      </w:pPr>
-      <w:r>
-        <w:rPr>
-          <w:sz w:val="20"/>
-          <w:szCs w:val="20"/>
-        </w:rPr>
-        <w:t xml:space="preserve">---|---|</w:t>
-      </w:r>
-    </w:p>
-    <w:tbl>
-      <w:tblPr>
-        <w:tblW w:type="dxa" w:w="9000"/>
-        <w:tblBorders>
-          <w:top w:val="single" w:color="auto" w:sz="4"/>
-          <w:left w:val="single" w:color="auto" w:sz="4"/>
-          <w:bottom w:val="single" w:color="auto" w:sz="4"/>
-          <w:right w:val="single" w:color="auto" w:sz="4"/>
-          <w:insideH w:val="single" w:color="auto" w:sz="4"/>
-          <w:insideV w:val="single" w:color="auto" w:sz="4"/>
-        </w:tblBorders>
-      </w:tblPr>
-      <w:tblGrid>
-        <w:gridCol w:w="3653"/>
-        <w:gridCol w:w="5347"/>
-      </w:tblGrid>
-      <w:tr>
-        <w:trPr>
-          <w:tblHeader/>
-        </w:trPr>
-        <w:tc>
-          <w:tcPr>
-            <w:tcW w:type="dxa" w:w="3653"/>
-            <w:tcBorders>
-              <w:top w:val="single" w:color="999999" w:sz="4"/>
-              <w:left w:val="single" w:color="999999" w:sz="4"/>
-              <w:bottom w:val="single" w:color="999999" w:sz="4"/>
-              <w:right w:val="single" w:color="999999" w:sz="4"/>
-            </w:tcBorders>
-            <w:shd w:fill="E8EDF3" w:val="clear"/>
-            <w:tcMar>
-              <w:top w:type="dxa" w:w="50"/>
-              <w:left w:type="dxa" w:w="80"/>
-              <w:bottom w:type="dxa" w:w="50"/>
-              <w:right w:type="dxa" w:w="80"/>
-            </w:tcMar>
-          </w:tcPr>
-          <w:p>
-            <w:pPr>
-              <w:spacing w:after="0"/>
-            </w:pPr>
-            <w:r>
-              <w:rPr>
-                <w:b/>
-                <w:bCs/>
-                <w:sz w:val="18"/>
-                <w:szCs w:val="18"/>
-              </w:rPr>
-              <w:t xml:space="preserve">![ログイン](sdr_fig08_1_ログイン.png)</w:t>
-            </w:r>
-          </w:p>
-        </w:tc>
-        <w:tc>
-          <w:tcPr>
-            <w:tcW w:type="dxa" w:w="5347"/>
-            <w:tcBorders>
-              <w:top w:val="single" w:color="999999" w:sz="4"/>
-              <w:left w:val="single" w:color="999999" w:sz="4"/>
-              <w:bottom w:val="single" w:color="999999" w:sz="4"/>
-              <w:right w:val="single" w:color="999999" w:sz="4"/>
-            </w:tcBorders>
-            <w:shd w:fill="E8EDF3" w:val="clear"/>
-            <w:tcMar>
-              <w:top w:type="dxa" w:w="50"/>
-              <w:left w:type="dxa" w:w="80"/>
-              <w:bottom w:type="dxa" w:w="50"/>
-              <w:right w:type="dxa" w:w="80"/>
-            </w:tcMar>
-          </w:tcPr>
-          <w:p>
-            <w:pPr>
-              <w:spacing w:after="0"/>
-            </w:pPr>
-            <w:r>
-              <w:rPr>
-                <w:b/>
-                <w:bCs/>
-                <w:sz w:val="18"/>
-                <w:szCs w:val="18"/>
-              </w:rPr>
-              <w:t xml:space="preserve">ログイン: 画面 → BFF → API がパスワードを照合し JWT を発行 → BFF が Cookie に保存。失敗はどちらが違うか言わず 401</w:t>
-            </w:r>
-          </w:p>
-        </w:tc>
-      </w:tr>
-      <w:tr>
-        <w:tc>
-          <w:tcPr>
-            <w:tcW w:type="dxa" w:w="3653"/>
-            <w:tcBorders>
-              <w:top w:val="single" w:color="999999" w:sz="4"/>
-              <w:left w:val="single" w:color="999999" w:sz="4"/>
-              <w:bottom w:val="single" w:color="999999" w:sz="4"/>
-              <w:right w:val="single" w:color="999999" w:sz="4"/>
-            </w:tcBorders>
-            <w:tcMar>
-              <w:top w:type="dxa" w:w="50"/>
-              <w:left w:type="dxa" w:w="80"/>
-              <w:bottom w:type="dxa" w:w="50"/>
-              <w:right w:type="dxa" w:w="80"/>
-            </w:tcMar>
-          </w:tcPr>
-          <w:p>
-            <w:pPr>
-              <w:spacing w:after="0"/>
-            </w:pPr>
-            <w:r>
-              <w:rPr>
-                <w:sz w:val="18"/>
-                <w:szCs w:val="18"/>
-              </w:rPr>
-              <w:t xml:space="preserve">![会員値引き](sdr_fig08_3_会員値引き.png)</w:t>
-            </w:r>
-          </w:p>
-        </w:tc>
-        <w:tc>
-          <w:tcPr>
-            <w:tcW w:type="dxa" w:w="5347"/>
-            <w:tcBorders>
-              <w:top w:val="single" w:color="999999" w:sz="4"/>
-              <w:left w:val="single" w:color="999999" w:sz="4"/>
-              <w:bottom w:val="single" w:color="999999" w:sz="4"/>
-              <w:right w:val="single" w:color="999999" w:sz="4"/>
-            </w:tcBorders>
-            <w:tcMar>
-              <w:top w:type="dxa" w:w="50"/>
-              <w:left w:type="dxa" w:w="80"/>
-              <w:bottom w:type="dxa" w:w="50"/>
-              <w:right w:type="dxa" w:w="80"/>
-            </w:tcMar>
-          </w:tcPr>
-          <w:p>
-            <w:pPr>
-              <w:spacing w:after="0"/>
-            </w:pPr>
-            <w:r>
-              <w:rPr>
-                <w:sz w:val="18"/>
-                <w:szCs w:val="18"/>
-              </w:rPr>
-              <w:t xml:space="preserve">会員読み込み: API-04 で会員を探す → 登録済みの行も含めて API-05 を呼び直し、値引きを付ける</w:t>
-            </w:r>
-          </w:p>
-        </w:tc>
-      </w:tr>
-      <w:tr>
-        <w:tc>
-          <w:tcPr>
-            <w:tcW w:type="dxa" w:w="3653"/>
-            <w:tcBorders>
-              <w:top w:val="single" w:color="999999" w:sz="4"/>
-              <w:left w:val="single" w:color="999999" w:sz="4"/>
-              <w:bottom w:val="single" w:color="999999" w:sz="4"/>
-              <w:right w:val="single" w:color="999999" w:sz="4"/>
-            </w:tcBorders>
-            <w:tcMar>
-              <w:top w:type="dxa" w:w="50"/>
-              <w:left w:type="dxa" w:w="80"/>
-              <w:bottom w:type="dxa" w:w="50"/>
-              <w:right w:type="dxa" w:w="80"/>
-            </w:tcMar>
-          </w:tcPr>
-          <w:p>
-            <w:pPr>
-              <w:spacing w:after="0"/>
-            </w:pPr>
-            <w:r>
-              <w:rPr>
-                <w:sz w:val="18"/>
-                <w:szCs w:val="18"/>
-              </w:rPr>
-              <w:t xml:space="preserve">![購入確定](sdr_fig08_4_購入確定.png)</w:t>
-            </w:r>
-          </w:p>
-        </w:tc>
-        <w:tc>
-          <w:tcPr>
-            <w:tcW w:type="dxa" w:w="5347"/>
-            <w:tcBorders>
-              <w:top w:val="single" w:color="999999" w:sz="4"/>
-              <w:left w:val="single" w:color="999999" w:sz="4"/>
-              <w:bottom w:val="single" w:color="999999" w:sz="4"/>
-              <w:right w:val="single" w:color="999999" w:sz="4"/>
-            </w:tcBorders>
-            <w:tcMar>
-              <w:top w:type="dxa" w:w="50"/>
-              <w:left w:type="dxa" w:w="80"/>
-              <w:bottom w:type="dxa" w:w="50"/>
-              <w:right w:type="dxa" w:w="80"/>
-            </w:tcMar>
-          </w:tcPr>
-          <w:p>
-            <w:pPr>
-              <w:spacing w:after="0"/>
-            </w:pPr>
-            <w:r>
-              <w:rPr>
-                <w:sz w:val="18"/>
-                <w:szCs w:val="18"/>
-              </w:rPr>
-              <w:t xml:space="preserve">購入確定: API-06 が取引日を 1 回取得して再計算・照合 → 一致なら 1 回のトランザクションで保存 → ポップアップ → 閉じて空にする</w:t>
-            </w:r>
-          </w:p>
-        </w:tc>
-      </w:tr>
-    </w:tbl>
-    <w:p>
-      <w:pPr>
-        <w:spacing w:after="60"/>
-      </w:pPr>
     </w:p>
     <w:p>
       <w:pPr>
